--- a/public/labs/os/pz-24/ЛР8_ОС_Облікові_записи_та_права_доступу_до_файлів.docx
+++ b/public/labs/os/pz-24/ЛР8_ОС_Облікові_записи_та_права_доступу_до_файлів.docx
@@ -466,6 +466,7 @@
           <w:p>
             <w:pPr>
               <w:pStyle w:val="Compact"/>
+              <w:spacing w:before="0" w:after="0" w:line="240" w:lineRule="auto"/>
             </w:pPr>
             <w:r>
               <w:t xml:space="preserve">Файл</w:t>
@@ -477,6 +478,7 @@
           <w:p>
             <w:pPr>
               <w:pStyle w:val="Compact"/>
+              <w:spacing w:before="0" w:after="0" w:line="240" w:lineRule="auto"/>
             </w:pPr>
             <w:r>
               <w:t xml:space="preserve">Що містить</w:t>
@@ -488,6 +490,7 @@
           <w:p>
             <w:pPr>
               <w:pStyle w:val="Compact"/>
+              <w:spacing w:before="0" w:after="0" w:line="240" w:lineRule="auto"/>
             </w:pPr>
             <w:r>
               <w:t xml:space="preserve">Доступ</w:t>
@@ -501,6 +504,7 @@
           <w:p>
             <w:pPr>
               <w:pStyle w:val="Compact"/>
+              <w:spacing w:before="0" w:after="0" w:line="240" w:lineRule="auto"/>
             </w:pPr>
             <w:r>
               <w:rPr>
@@ -515,6 +519,7 @@
           <w:p>
             <w:pPr>
               <w:pStyle w:val="Compact"/>
+              <w:spacing w:before="0" w:after="0" w:line="240" w:lineRule="auto"/>
             </w:pPr>
             <w:r>
               <w:t xml:space="preserve">ім’я, UID, GID, домашній каталог, оболонка</w:t>
@@ -526,6 +531,7 @@
           <w:p>
             <w:pPr>
               <w:pStyle w:val="Compact"/>
+              <w:spacing w:before="0" w:after="0" w:line="240" w:lineRule="auto"/>
             </w:pPr>
             <w:r>
               <w:t xml:space="preserve">читання для всіх</w:t>
@@ -539,6 +545,7 @@
           <w:p>
             <w:pPr>
               <w:pStyle w:val="Compact"/>
+              <w:spacing w:before="0" w:after="0" w:line="240" w:lineRule="auto"/>
             </w:pPr>
             <w:r>
               <w:rPr>
@@ -553,6 +560,7 @@
           <w:p>
             <w:pPr>
               <w:pStyle w:val="Compact"/>
+              <w:spacing w:before="0" w:after="0" w:line="240" w:lineRule="auto"/>
             </w:pPr>
             <w:r>
               <w:t xml:space="preserve">хеш пароля, терміни дії</w:t>
@@ -564,6 +572,7 @@
           <w:p>
             <w:pPr>
               <w:pStyle w:val="Compact"/>
+              <w:spacing w:before="0" w:after="0" w:line="240" w:lineRule="auto"/>
             </w:pPr>
             <w:r>
               <w:t xml:space="preserve">лише root</w:t>
@@ -577,6 +586,7 @@
           <w:p>
             <w:pPr>
               <w:pStyle w:val="Compact"/>
+              <w:spacing w:before="0" w:after="0" w:line="240" w:lineRule="auto"/>
             </w:pPr>
             <w:r>
               <w:rPr>
@@ -591,6 +601,7 @@
           <w:p>
             <w:pPr>
               <w:pStyle w:val="Compact"/>
+              <w:spacing w:before="0" w:after="0" w:line="240" w:lineRule="auto"/>
             </w:pPr>
             <w:r>
               <w:t xml:space="preserve">групи та список їхніх учасників</w:t>
@@ -602,6 +613,7 @@
           <w:p>
             <w:pPr>
               <w:pStyle w:val="Compact"/>
+              <w:spacing w:before="0" w:after="0" w:line="240" w:lineRule="auto"/>
             </w:pPr>
             <w:r>
               <w:t xml:space="preserve">читання для всіх</w:t>
@@ -615,6 +627,7 @@
           <w:p>
             <w:pPr>
               <w:pStyle w:val="Compact"/>
+              <w:spacing w:before="0" w:after="0" w:line="240" w:lineRule="auto"/>
             </w:pPr>
             <w:r>
               <w:rPr>
@@ -629,6 +642,7 @@
           <w:p>
             <w:pPr>
               <w:pStyle w:val="Compact"/>
+              <w:spacing w:before="0" w:after="0" w:line="240" w:lineRule="auto"/>
             </w:pPr>
             <w:r>
               <w:t xml:space="preserve">шаблон домашнього каталогу нового користувача</w:t>
@@ -640,6 +654,7 @@
           <w:p>
             <w:pPr>
               <w:pStyle w:val="Compact"/>
+              <w:spacing w:before="0" w:after="0" w:line="240" w:lineRule="auto"/>
             </w:pPr>
             <w:r>
               <w:t xml:space="preserve">читання для всіх, змінює root</w:t>
@@ -653,6 +668,7 @@
           <w:p>
             <w:pPr>
               <w:pStyle w:val="Compact"/>
+              <w:spacing w:before="0" w:after="0" w:line="240" w:lineRule="auto"/>
             </w:pPr>
             <w:r>
               <w:rPr>
@@ -667,6 +683,7 @@
           <w:p>
             <w:pPr>
               <w:pStyle w:val="Compact"/>
+              <w:spacing w:before="0" w:after="0" w:line="240" w:lineRule="auto"/>
             </w:pPr>
             <w:r>
               <w:t xml:space="preserve">політика підвищення прав</w:t>
@@ -678,6 +695,7 @@
           <w:p>
             <w:pPr>
               <w:pStyle w:val="Compact"/>
+              <w:spacing w:before="0" w:after="0" w:line="240" w:lineRule="auto"/>
             </w:pPr>
             <w:r>
               <w:t xml:space="preserve">лише root, редагувати через</w:t>
@@ -1375,6 +1393,7 @@
           <w:p>
             <w:pPr>
               <w:pStyle w:val="Compact"/>
+              <w:spacing w:before="0" w:after="0" w:line="240" w:lineRule="auto"/>
             </w:pPr>
             <w:r>
               <w:t xml:space="preserve">Числове</w:t>
@@ -1386,6 +1405,7 @@
           <w:p>
             <w:pPr>
               <w:pStyle w:val="Compact"/>
+              <w:spacing w:before="0" w:after="0" w:line="240" w:lineRule="auto"/>
             </w:pPr>
             <w:r>
               <w:t xml:space="preserve">Символьне</w:t>
@@ -1397,6 +1417,7 @@
           <w:p>
             <w:pPr>
               <w:pStyle w:val="Compact"/>
+              <w:spacing w:before="0" w:after="0" w:line="240" w:lineRule="auto"/>
             </w:pPr>
             <w:r>
               <w:t xml:space="preserve">Типове застосування</w:t>
@@ -1410,6 +1431,7 @@
           <w:p>
             <w:pPr>
               <w:pStyle w:val="Compact"/>
+              <w:spacing w:before="0" w:after="0" w:line="240" w:lineRule="auto"/>
             </w:pPr>
             <w:r>
               <w:rPr>
@@ -1424,6 +1446,7 @@
           <w:p>
             <w:pPr>
               <w:pStyle w:val="Compact"/>
+              <w:spacing w:before="0" w:after="0" w:line="240" w:lineRule="auto"/>
             </w:pPr>
             <w:r>
               <w:rPr>
@@ -1438,6 +1461,7 @@
           <w:p>
             <w:pPr>
               <w:pStyle w:val="Compact"/>
+              <w:spacing w:before="0" w:after="0" w:line="240" w:lineRule="auto"/>
             </w:pPr>
             <w:r>
               <w:t xml:space="preserve">звичайний документ</w:t>
@@ -1451,6 +1475,7 @@
           <w:p>
             <w:pPr>
               <w:pStyle w:val="Compact"/>
+              <w:spacing w:before="0" w:after="0" w:line="240" w:lineRule="auto"/>
             </w:pPr>
             <w:r>
               <w:rPr>
@@ -1465,6 +1490,7 @@
           <w:p>
             <w:pPr>
               <w:pStyle w:val="Compact"/>
+              <w:spacing w:before="0" w:after="0" w:line="240" w:lineRule="auto"/>
             </w:pPr>
             <w:r>
               <w:rPr>
@@ -1479,6 +1505,7 @@
           <w:p>
             <w:pPr>
               <w:pStyle w:val="Compact"/>
+              <w:spacing w:before="0" w:after="0" w:line="240" w:lineRule="auto"/>
             </w:pPr>
             <w:r>
               <w:t xml:space="preserve">приватний файл, ключ, пароль</w:t>
@@ -1492,6 +1519,7 @@
           <w:p>
             <w:pPr>
               <w:pStyle w:val="Compact"/>
+              <w:spacing w:before="0" w:after="0" w:line="240" w:lineRule="auto"/>
             </w:pPr>
             <w:r>
               <w:rPr>
@@ -1506,6 +1534,7 @@
           <w:p>
             <w:pPr>
               <w:pStyle w:val="Compact"/>
+              <w:spacing w:before="0" w:after="0" w:line="240" w:lineRule="auto"/>
             </w:pPr>
             <w:r>
               <w:rPr>
@@ -1520,6 +1549,7 @@
           <w:p>
             <w:pPr>
               <w:pStyle w:val="Compact"/>
+              <w:spacing w:before="0" w:after="0" w:line="240" w:lineRule="auto"/>
             </w:pPr>
             <w:r>
               <w:t xml:space="preserve">програма, скрипт, каталог загального доступу</w:t>
@@ -1533,6 +1563,7 @@
           <w:p>
             <w:pPr>
               <w:pStyle w:val="Compact"/>
+              <w:spacing w:before="0" w:after="0" w:line="240" w:lineRule="auto"/>
             </w:pPr>
             <w:r>
               <w:rPr>
@@ -1547,6 +1578,7 @@
           <w:p>
             <w:pPr>
               <w:pStyle w:val="Compact"/>
+              <w:spacing w:before="0" w:after="0" w:line="240" w:lineRule="auto"/>
             </w:pPr>
             <w:r>
               <w:rPr>
@@ -1561,6 +1593,7 @@
           <w:p>
             <w:pPr>
               <w:pStyle w:val="Compact"/>
+              <w:spacing w:before="0" w:after="0" w:line="240" w:lineRule="auto"/>
             </w:pPr>
             <w:r>
               <w:t xml:space="preserve">каталог для власника й групи</w:t>
@@ -1574,6 +1607,7 @@
           <w:p>
             <w:pPr>
               <w:pStyle w:val="Compact"/>
+              <w:spacing w:before="0" w:after="0" w:line="240" w:lineRule="auto"/>
             </w:pPr>
             <w:r>
               <w:rPr>
@@ -1588,6 +1622,7 @@
           <w:p>
             <w:pPr>
               <w:pStyle w:val="Compact"/>
+              <w:spacing w:before="0" w:after="0" w:line="240" w:lineRule="auto"/>
             </w:pPr>
             <w:r>
               <w:rPr>
@@ -1602,6 +1637,7 @@
           <w:p>
             <w:pPr>
               <w:pStyle w:val="Compact"/>
+              <w:spacing w:before="0" w:after="0" w:line="240" w:lineRule="auto"/>
             </w:pPr>
             <w:r>
               <w:t xml:space="preserve">спільний каталог команди</w:t>
@@ -1615,6 +1651,7 @@
           <w:p>
             <w:pPr>
               <w:pStyle w:val="Compact"/>
+              <w:spacing w:before="0" w:after="0" w:line="240" w:lineRule="auto"/>
             </w:pPr>
             <w:r>
               <w:rPr>
@@ -1629,6 +1666,7 @@
           <w:p>
             <w:pPr>
               <w:pStyle w:val="Compact"/>
+              <w:spacing w:before="0" w:after="0" w:line="240" w:lineRule="auto"/>
             </w:pPr>
             <w:r>
               <w:rPr>
@@ -1643,6 +1681,7 @@
           <w:p>
             <w:pPr>
               <w:pStyle w:val="Compact"/>
+              <w:spacing w:before="0" w:after="0" w:line="240" w:lineRule="auto"/>
             </w:pPr>
             <w:r>
               <w:t xml:space="preserve">доступ усім: у робочих системах не застосовують</w:t>
@@ -2082,6 +2121,7 @@
           <w:p>
             <w:pPr>
               <w:pStyle w:val="Compact"/>
+              <w:spacing w:before="0" w:after="0" w:line="240" w:lineRule="auto"/>
             </w:pPr>
             <w:r>
               <w:t xml:space="preserve">Біт</w:t>
@@ -2093,6 +2133,7 @@
           <w:p>
             <w:pPr>
               <w:pStyle w:val="Compact"/>
+              <w:spacing w:before="0" w:after="0" w:line="240" w:lineRule="auto"/>
             </w:pPr>
             <w:r>
               <w:t xml:space="preserve">Числом</w:t>
@@ -2104,6 +2145,7 @@
           <w:p>
             <w:pPr>
               <w:pStyle w:val="Compact"/>
+              <w:spacing w:before="0" w:after="0" w:line="240" w:lineRule="auto"/>
             </w:pPr>
             <w:r>
               <w:t xml:space="preserve">Для чого</w:t>
@@ -2117,6 +2159,7 @@
           <w:p>
             <w:pPr>
               <w:pStyle w:val="Compact"/>
+              <w:spacing w:before="0" w:after="0" w:line="240" w:lineRule="auto"/>
             </w:pPr>
             <w:r>
               <w:t xml:space="preserve">SUID</w:t>
@@ -2128,6 +2171,7 @@
           <w:p>
             <w:pPr>
               <w:pStyle w:val="Compact"/>
+              <w:spacing w:before="0" w:after="0" w:line="240" w:lineRule="auto"/>
             </w:pPr>
             <w:r>
               <w:rPr>
@@ -2142,6 +2186,7 @@
           <w:p>
             <w:pPr>
               <w:pStyle w:val="Compact"/>
+              <w:spacing w:before="0" w:after="0" w:line="240" w:lineRule="auto"/>
             </w:pPr>
             <w:r>
               <w:t xml:space="preserve">програма виконується з правами власника файлу (</w:t>
@@ -2164,6 +2209,7 @@
           <w:p>
             <w:pPr>
               <w:pStyle w:val="Compact"/>
+              <w:spacing w:before="0" w:after="0" w:line="240" w:lineRule="auto"/>
             </w:pPr>
             <w:r>
               <w:t xml:space="preserve">SGID</w:t>
@@ -2175,6 +2221,7 @@
           <w:p>
             <w:pPr>
               <w:pStyle w:val="Compact"/>
+              <w:spacing w:before="0" w:after="0" w:line="240" w:lineRule="auto"/>
             </w:pPr>
             <w:r>
               <w:rPr>
@@ -2189,6 +2236,7 @@
           <w:p>
             <w:pPr>
               <w:pStyle w:val="Compact"/>
+              <w:spacing w:before="0" w:after="0" w:line="240" w:lineRule="auto"/>
             </w:pPr>
             <w:r>
               <w:t xml:space="preserve">на каталозі: нові файли успадковують групу каталогу</w:t>
@@ -2202,6 +2250,7 @@
           <w:p>
             <w:pPr>
               <w:pStyle w:val="Compact"/>
+              <w:spacing w:before="0" w:after="0" w:line="240" w:lineRule="auto"/>
             </w:pPr>
             <w:r>
               <w:t xml:space="preserve">Sticky</w:t>
@@ -2213,6 +2262,7 @@
           <w:p>
             <w:pPr>
               <w:pStyle w:val="Compact"/>
+              <w:spacing w:before="0" w:after="0" w:line="240" w:lineRule="auto"/>
             </w:pPr>
             <w:r>
               <w:rPr>
@@ -2227,6 +2277,7 @@
           <w:p>
             <w:pPr>
               <w:pStyle w:val="Compact"/>
+              <w:spacing w:before="0" w:after="0" w:line="240" w:lineRule="auto"/>
             </w:pPr>
             <w:r>
               <w:t xml:space="preserve">у спільному каталозі видаляти файл може лише його власник (</w:t>
@@ -4974,6 +5025,7 @@
           <w:p>
             <w:pPr>
               <w:pStyle w:val="Compact"/>
+              <w:spacing w:before="0" w:after="0" w:line="240" w:lineRule="auto"/>
             </w:pPr>
             <w:r>
               <w:t xml:space="preserve">№</w:t>
@@ -4985,6 +5037,7 @@
           <w:p>
             <w:pPr>
               <w:pStyle w:val="Compact"/>
+              <w:spacing w:before="0" w:after="0" w:line="240" w:lineRule="auto"/>
             </w:pPr>
             <w:r>
               <w:t xml:space="preserve">Група / користувачі</w:t>
@@ -4996,6 +5049,7 @@
           <w:p>
             <w:pPr>
               <w:pStyle w:val="Compact"/>
+              <w:spacing w:before="0" w:after="0" w:line="240" w:lineRule="auto"/>
             </w:pPr>
             <w:r>
               <w:t xml:space="preserve">Права файлу</w:t>
@@ -5007,6 +5061,7 @@
           <w:p>
             <w:pPr>
               <w:pStyle w:val="Compact"/>
+              <w:spacing w:before="0" w:after="0" w:line="240" w:lineRule="auto"/>
             </w:pPr>
             <w:r>
               <w:t xml:space="preserve">umask</w:t>
@@ -5018,6 +5073,7 @@
           <w:p>
             <w:pPr>
               <w:pStyle w:val="Compact"/>
+              <w:spacing w:before="0" w:after="0" w:line="240" w:lineRule="auto"/>
             </w:pPr>
             <w:r>
               <w:t xml:space="preserve">ACL для</w:t>
@@ -5029,6 +5085,7 @@
           <w:p>
             <w:pPr>
               <w:pStyle w:val="Compact"/>
+              <w:spacing w:before="0" w:after="0" w:line="240" w:lineRule="auto"/>
             </w:pPr>
             <w:r>
               <w:t xml:space="preserve">Додаткове завдання</w:t>
@@ -5042,6 +5099,7 @@
           <w:p>
             <w:pPr>
               <w:pStyle w:val="Compact"/>
+              <w:spacing w:before="0" w:after="0" w:line="240" w:lineRule="auto"/>
             </w:pPr>
             <w:r>
               <w:t xml:space="preserve">1</w:t>
@@ -5053,6 +5111,7 @@
           <w:p>
             <w:pPr>
               <w:pStyle w:val="Compact"/>
+              <w:spacing w:before="0" w:after="0" w:line="240" w:lineRule="auto"/>
             </w:pPr>
             <w:r>
               <w:rPr>
@@ -5073,6 +5132,7 @@
           <w:p>
             <w:pPr>
               <w:pStyle w:val="Compact"/>
+              <w:spacing w:before="0" w:after="0" w:line="240" w:lineRule="auto"/>
             </w:pPr>
             <w:r>
               <w:rPr>
@@ -5087,6 +5147,7 @@
           <w:p>
             <w:pPr>
               <w:pStyle w:val="Compact"/>
+              <w:spacing w:before="0" w:after="0" w:line="240" w:lineRule="auto"/>
             </w:pPr>
             <w:r>
               <w:rPr>
@@ -5101,6 +5162,7 @@
           <w:p>
             <w:pPr>
               <w:pStyle w:val="Compact"/>
+              <w:spacing w:before="0" w:after="0" w:line="240" w:lineRule="auto"/>
             </w:pPr>
             <w:r>
               <w:t xml:space="preserve">другого користувача: читання</w:t>
@@ -5112,6 +5174,7 @@
           <w:p>
             <w:pPr>
               <w:pStyle w:val="Compact"/>
+              <w:spacing w:before="0" w:after="0" w:line="240" w:lineRule="auto"/>
             </w:pPr>
             <w:r>
               <w:t xml:space="preserve">Пояснити, чому</w:t>
@@ -5140,6 +5203,7 @@
           <w:p>
             <w:pPr>
               <w:pStyle w:val="Compact"/>
+              <w:spacing w:before="0" w:after="0" w:line="240" w:lineRule="auto"/>
             </w:pPr>
             <w:r>
               <w:t xml:space="preserve">2</w:t>
@@ -5151,6 +5215,7 @@
           <w:p>
             <w:pPr>
               <w:pStyle w:val="Compact"/>
+              <w:spacing w:before="0" w:after="0" w:line="240" w:lineRule="auto"/>
             </w:pPr>
             <w:r>
               <w:rPr>
@@ -5171,6 +5236,7 @@
           <w:p>
             <w:pPr>
               <w:pStyle w:val="Compact"/>
+              <w:spacing w:before="0" w:after="0" w:line="240" w:lineRule="auto"/>
             </w:pPr>
             <w:r>
               <w:rPr>
@@ -5185,6 +5251,7 @@
           <w:p>
             <w:pPr>
               <w:pStyle w:val="Compact"/>
+              <w:spacing w:before="0" w:after="0" w:line="240" w:lineRule="auto"/>
             </w:pPr>
             <w:r>
               <w:rPr>
@@ -5199,6 +5266,7 @@
           <w:p>
             <w:pPr>
               <w:pStyle w:val="Compact"/>
+              <w:spacing w:before="0" w:after="0" w:line="240" w:lineRule="auto"/>
             </w:pPr>
             <w:r>
               <w:t xml:space="preserve">групи: читання</w:t>
@@ -5210,6 +5278,7 @@
           <w:p>
             <w:pPr>
               <w:pStyle w:val="Compact"/>
+              <w:spacing w:before="0" w:after="0" w:line="240" w:lineRule="auto"/>
             </w:pPr>
             <w:r>
               <w:t xml:space="preserve">Порівняти</w:t>
@@ -5253,6 +5322,7 @@
           <w:p>
             <w:pPr>
               <w:pStyle w:val="Compact"/>
+              <w:spacing w:before="0" w:after="0" w:line="240" w:lineRule="auto"/>
             </w:pPr>
             <w:r>
               <w:t xml:space="preserve">3</w:t>
@@ -5264,6 +5334,7 @@
           <w:p>
             <w:pPr>
               <w:pStyle w:val="Compact"/>
+              <w:spacing w:before="0" w:after="0" w:line="240" w:lineRule="auto"/>
             </w:pPr>
             <w:r>
               <w:rPr>
@@ -5284,6 +5355,7 @@
           <w:p>
             <w:pPr>
               <w:pStyle w:val="Compact"/>
+              <w:spacing w:before="0" w:after="0" w:line="240" w:lineRule="auto"/>
             </w:pPr>
             <w:r>
               <w:rPr>
@@ -5298,6 +5370,7 @@
           <w:p>
             <w:pPr>
               <w:pStyle w:val="Compact"/>
+              <w:spacing w:before="0" w:after="0" w:line="240" w:lineRule="auto"/>
             </w:pPr>
             <w:r>
               <w:rPr>
@@ -5312,6 +5385,7 @@
           <w:p>
             <w:pPr>
               <w:pStyle w:val="Compact"/>
+              <w:spacing w:before="0" w:after="0" w:line="240" w:lineRule="auto"/>
             </w:pPr>
             <w:r>
               <w:t xml:space="preserve">другого користувача: читання й запис</w:t>
@@ -5323,6 +5397,7 @@
           <w:p>
             <w:pPr>
               <w:pStyle w:val="Compact"/>
+              <w:spacing w:before="0" w:after="0" w:line="240" w:lineRule="auto"/>
             </w:pPr>
             <w:r>
               <w:t xml:space="preserve">Пояснити призначення</w:t>
@@ -5345,6 +5420,7 @@
           <w:p>
             <w:pPr>
               <w:pStyle w:val="Compact"/>
+              <w:spacing w:before="0" w:after="0" w:line="240" w:lineRule="auto"/>
             </w:pPr>
             <w:r>
               <w:t xml:space="preserve">4</w:t>
@@ -5356,6 +5432,7 @@
           <w:p>
             <w:pPr>
               <w:pStyle w:val="Compact"/>
+              <w:spacing w:before="0" w:after="0" w:line="240" w:lineRule="auto"/>
             </w:pPr>
             <w:r>
               <w:rPr>
@@ -5376,6 +5453,7 @@
           <w:p>
             <w:pPr>
               <w:pStyle w:val="Compact"/>
+              <w:spacing w:before="0" w:after="0" w:line="240" w:lineRule="auto"/>
             </w:pPr>
             <w:r>
               <w:rPr>
@@ -5390,6 +5468,7 @@
           <w:p>
             <w:pPr>
               <w:pStyle w:val="Compact"/>
+              <w:spacing w:before="0" w:after="0" w:line="240" w:lineRule="auto"/>
             </w:pPr>
             <w:r>
               <w:rPr>
@@ -5404,6 +5483,7 @@
           <w:p>
             <w:pPr>
               <w:pStyle w:val="Compact"/>
+              <w:spacing w:before="0" w:after="0" w:line="240" w:lineRule="auto"/>
             </w:pPr>
             <w:r>
               <w:t xml:space="preserve">групи: читання й запис</w:t>
@@ -5415,6 +5495,7 @@
           <w:p>
             <w:pPr>
               <w:pStyle w:val="Compact"/>
+              <w:spacing w:before="0" w:after="0" w:line="240" w:lineRule="auto"/>
             </w:pPr>
             <w:r>
               <w:t xml:space="preserve">Знайти всі файли з бітом SUID у</w:t>
@@ -5437,6 +5518,7 @@
           <w:p>
             <w:pPr>
               <w:pStyle w:val="Compact"/>
+              <w:spacing w:before="0" w:after="0" w:line="240" w:lineRule="auto"/>
             </w:pPr>
             <w:r>
               <w:t xml:space="preserve">5</w:t>
@@ -5448,6 +5530,7 @@
           <w:p>
             <w:pPr>
               <w:pStyle w:val="Compact"/>
+              <w:spacing w:before="0" w:after="0" w:line="240" w:lineRule="auto"/>
             </w:pPr>
             <w:r>
               <w:rPr>
@@ -5468,6 +5551,7 @@
           <w:p>
             <w:pPr>
               <w:pStyle w:val="Compact"/>
+              <w:spacing w:before="0" w:after="0" w:line="240" w:lineRule="auto"/>
             </w:pPr>
             <w:r>
               <w:rPr>
@@ -5482,6 +5566,7 @@
           <w:p>
             <w:pPr>
               <w:pStyle w:val="Compact"/>
+              <w:spacing w:before="0" w:after="0" w:line="240" w:lineRule="auto"/>
             </w:pPr>
             <w:r>
               <w:rPr>
@@ -5496,6 +5581,7 @@
           <w:p>
             <w:pPr>
               <w:pStyle w:val="Compact"/>
+              <w:spacing w:before="0" w:after="0" w:line="240" w:lineRule="auto"/>
             </w:pPr>
             <w:r>
               <w:t xml:space="preserve">другого користувача: читання</w:t>
@@ -5507,6 +5593,7 @@
           <w:p>
             <w:pPr>
               <w:pStyle w:val="Compact"/>
+              <w:spacing w:before="0" w:after="0" w:line="240" w:lineRule="auto"/>
             </w:pPr>
             <w:r>
               <w:t xml:space="preserve">Пояснити, навіщо</w:t>
@@ -5535,6 +5622,7 @@
           <w:p>
             <w:pPr>
               <w:pStyle w:val="Compact"/>
+              <w:spacing w:before="0" w:after="0" w:line="240" w:lineRule="auto"/>
             </w:pPr>
             <w:r>
               <w:t xml:space="preserve">6</w:t>
@@ -5546,6 +5634,7 @@
           <w:p>
             <w:pPr>
               <w:pStyle w:val="Compact"/>
+              <w:spacing w:before="0" w:after="0" w:line="240" w:lineRule="auto"/>
             </w:pPr>
             <w:r>
               <w:rPr>
@@ -5566,6 +5655,7 @@
           <w:p>
             <w:pPr>
               <w:pStyle w:val="Compact"/>
+              <w:spacing w:before="0" w:after="0" w:line="240" w:lineRule="auto"/>
             </w:pPr>
             <w:r>
               <w:rPr>
@@ -5580,6 +5670,7 @@
           <w:p>
             <w:pPr>
               <w:pStyle w:val="Compact"/>
+              <w:spacing w:before="0" w:after="0" w:line="240" w:lineRule="auto"/>
             </w:pPr>
             <w:r>
               <w:rPr>
@@ -5594,6 +5685,7 @@
           <w:p>
             <w:pPr>
               <w:pStyle w:val="Compact"/>
+              <w:spacing w:before="0" w:after="0" w:line="240" w:lineRule="auto"/>
             </w:pPr>
             <w:r>
               <w:t xml:space="preserve">групи: читання</w:t>
@@ -5605,6 +5697,7 @@
           <w:p>
             <w:pPr>
               <w:pStyle w:val="Compact"/>
+              <w:spacing w:before="0" w:after="0" w:line="240" w:lineRule="auto"/>
             </w:pPr>
             <w:r>
               <w:t xml:space="preserve">Показати, що дає біт sticky в каталозі</w:t>
@@ -5627,6 +5720,7 @@
           <w:p>
             <w:pPr>
               <w:pStyle w:val="Compact"/>
+              <w:spacing w:before="0" w:after="0" w:line="240" w:lineRule="auto"/>
             </w:pPr>
             <w:r>
               <w:t xml:space="preserve">7</w:t>
@@ -5638,6 +5732,7 @@
           <w:p>
             <w:pPr>
               <w:pStyle w:val="Compact"/>
+              <w:spacing w:before="0" w:after="0" w:line="240" w:lineRule="auto"/>
             </w:pPr>
             <w:r>
               <w:rPr>
@@ -5658,6 +5753,7 @@
           <w:p>
             <w:pPr>
               <w:pStyle w:val="Compact"/>
+              <w:spacing w:before="0" w:after="0" w:line="240" w:lineRule="auto"/>
             </w:pPr>
             <w:r>
               <w:rPr>
@@ -5672,6 +5768,7 @@
           <w:p>
             <w:pPr>
               <w:pStyle w:val="Compact"/>
+              <w:spacing w:before="0" w:after="0" w:line="240" w:lineRule="auto"/>
             </w:pPr>
             <w:r>
               <w:rPr>
@@ -5686,6 +5783,7 @@
           <w:p>
             <w:pPr>
               <w:pStyle w:val="Compact"/>
+              <w:spacing w:before="0" w:after="0" w:line="240" w:lineRule="auto"/>
             </w:pPr>
             <w:r>
               <w:t xml:space="preserve">другого користувача: читання й запис</w:t>
@@ -5697,6 +5795,7 @@
           <w:p>
             <w:pPr>
               <w:pStyle w:val="Compact"/>
+              <w:spacing w:before="0" w:after="0" w:line="240" w:lineRule="auto"/>
             </w:pPr>
             <w:r>
               <w:t xml:space="preserve">Пояснити схему user private group</w:t>
@@ -5710,6 +5809,7 @@
           <w:p>
             <w:pPr>
               <w:pStyle w:val="Compact"/>
+              <w:spacing w:before="0" w:after="0" w:line="240" w:lineRule="auto"/>
             </w:pPr>
             <w:r>
               <w:t xml:space="preserve">8</w:t>
@@ -5721,6 +5821,7 @@
           <w:p>
             <w:pPr>
               <w:pStyle w:val="Compact"/>
+              <w:spacing w:before="0" w:after="0" w:line="240" w:lineRule="auto"/>
             </w:pPr>
             <w:r>
               <w:rPr>
@@ -5741,6 +5842,7 @@
           <w:p>
             <w:pPr>
               <w:pStyle w:val="Compact"/>
+              <w:spacing w:before="0" w:after="0" w:line="240" w:lineRule="auto"/>
             </w:pPr>
             <w:r>
               <w:rPr>
@@ -5755,6 +5857,7 @@
           <w:p>
             <w:pPr>
               <w:pStyle w:val="Compact"/>
+              <w:spacing w:before="0" w:after="0" w:line="240" w:lineRule="auto"/>
             </w:pPr>
             <w:r>
               <w:rPr>
@@ -5769,6 +5872,7 @@
           <w:p>
             <w:pPr>
               <w:pStyle w:val="Compact"/>
+              <w:spacing w:before="0" w:after="0" w:line="240" w:lineRule="auto"/>
             </w:pPr>
             <w:r>
               <w:t xml:space="preserve">групи: читання</w:t>
@@ -5780,6 +5884,7 @@
           <w:p>
             <w:pPr>
               <w:pStyle w:val="Compact"/>
+              <w:spacing w:before="0" w:after="0" w:line="240" w:lineRule="auto"/>
             </w:pPr>
             <w:r>
               <w:t xml:space="preserve">Пояснити різницю між</w:t>
@@ -5817,6 +5922,7 @@
           <w:p>
             <w:pPr>
               <w:pStyle w:val="Compact"/>
+              <w:spacing w:before="0" w:after="0" w:line="240" w:lineRule="auto"/>
             </w:pPr>
             <w:r>
               <w:t xml:space="preserve">9</w:t>
@@ -5828,6 +5934,7 @@
           <w:p>
             <w:pPr>
               <w:pStyle w:val="Compact"/>
+              <w:spacing w:before="0" w:after="0" w:line="240" w:lineRule="auto"/>
             </w:pPr>
             <w:r>
               <w:rPr>
@@ -5848,6 +5955,7 @@
           <w:p>
             <w:pPr>
               <w:pStyle w:val="Compact"/>
+              <w:spacing w:before="0" w:after="0" w:line="240" w:lineRule="auto"/>
             </w:pPr>
             <w:r>
               <w:rPr>
@@ -5862,6 +5970,7 @@
           <w:p>
             <w:pPr>
               <w:pStyle w:val="Compact"/>
+              <w:spacing w:before="0" w:after="0" w:line="240" w:lineRule="auto"/>
             </w:pPr>
             <w:r>
               <w:rPr>
@@ -5876,6 +5985,7 @@
           <w:p>
             <w:pPr>
               <w:pStyle w:val="Compact"/>
+              <w:spacing w:before="0" w:after="0" w:line="240" w:lineRule="auto"/>
             </w:pPr>
             <w:r>
               <w:t xml:space="preserve">другого користувача: виконання</w:t>
@@ -5887,6 +5997,7 @@
           <w:p>
             <w:pPr>
               <w:pStyle w:val="Compact"/>
+              <w:spacing w:before="0" w:after="0" w:line="240" w:lineRule="auto"/>
             </w:pPr>
             <w:r>
               <w:t xml:space="preserve">Показати, як надати користувачу право sudo</w:t>
@@ -5900,6 +6011,7 @@
           <w:p>
             <w:pPr>
               <w:pStyle w:val="Compact"/>
+              <w:spacing w:before="0" w:after="0" w:line="240" w:lineRule="auto"/>
             </w:pPr>
             <w:r>
               <w:t xml:space="preserve">10</w:t>
@@ -5911,6 +6023,7 @@
           <w:p>
             <w:pPr>
               <w:pStyle w:val="Compact"/>
+              <w:spacing w:before="0" w:after="0" w:line="240" w:lineRule="auto"/>
             </w:pPr>
             <w:r>
               <w:rPr>
@@ -5931,6 +6044,7 @@
           <w:p>
             <w:pPr>
               <w:pStyle w:val="Compact"/>
+              <w:spacing w:before="0" w:after="0" w:line="240" w:lineRule="auto"/>
             </w:pPr>
             <w:r>
               <w:rPr>
@@ -5945,6 +6059,7 @@
           <w:p>
             <w:pPr>
               <w:pStyle w:val="Compact"/>
+              <w:spacing w:before="0" w:after="0" w:line="240" w:lineRule="auto"/>
             </w:pPr>
             <w:r>
               <w:rPr>
@@ -5959,6 +6074,7 @@
           <w:p>
             <w:pPr>
               <w:pStyle w:val="Compact"/>
+              <w:spacing w:before="0" w:after="0" w:line="240" w:lineRule="auto"/>
             </w:pPr>
             <w:r>
               <w:t xml:space="preserve">групи: читання й запис</w:t>
@@ -5970,6 +6086,7 @@
           <w:p>
             <w:pPr>
               <w:pStyle w:val="Compact"/>
+              <w:spacing w:before="0" w:after="0" w:line="240" w:lineRule="auto"/>
             </w:pPr>
             <w:r>
               <w:t xml:space="preserve">Пояснити, чому зміна груп потребує повторного входу</w:t>
@@ -5983,6 +6100,7 @@
           <w:p>
             <w:pPr>
               <w:pStyle w:val="Compact"/>
+              <w:spacing w:before="0" w:after="0" w:line="240" w:lineRule="auto"/>
             </w:pPr>
             <w:r>
               <w:t xml:space="preserve">11</w:t>
@@ -5994,6 +6112,7 @@
           <w:p>
             <w:pPr>
               <w:pStyle w:val="Compact"/>
+              <w:spacing w:before="0" w:after="0" w:line="240" w:lineRule="auto"/>
             </w:pPr>
             <w:r>
               <w:rPr>
@@ -6014,6 +6133,7 @@
           <w:p>
             <w:pPr>
               <w:pStyle w:val="Compact"/>
+              <w:spacing w:before="0" w:after="0" w:line="240" w:lineRule="auto"/>
             </w:pPr>
             <w:r>
               <w:rPr>
@@ -6028,6 +6148,7 @@
           <w:p>
             <w:pPr>
               <w:pStyle w:val="Compact"/>
+              <w:spacing w:before="0" w:after="0" w:line="240" w:lineRule="auto"/>
             </w:pPr>
             <w:r>
               <w:rPr>
@@ -6042,6 +6163,7 @@
           <w:p>
             <w:pPr>
               <w:pStyle w:val="Compact"/>
+              <w:spacing w:before="0" w:after="0" w:line="240" w:lineRule="auto"/>
             </w:pPr>
             <w:r>
               <w:t xml:space="preserve">другого користувача: читання</w:t>
@@ -6053,6 +6175,7 @@
           <w:p>
             <w:pPr>
               <w:pStyle w:val="Compact"/>
+              <w:spacing w:before="0" w:after="0" w:line="240" w:lineRule="auto"/>
             </w:pPr>
             <w:r>
               <w:t xml:space="preserve">Знайти файли, доступні на запис усім користувачам</w:t>
@@ -6066,6 +6189,7 @@
           <w:p>
             <w:pPr>
               <w:pStyle w:val="Compact"/>
+              <w:spacing w:before="0" w:after="0" w:line="240" w:lineRule="auto"/>
             </w:pPr>
             <w:r>
               <w:t xml:space="preserve">12</w:t>
@@ -6077,6 +6201,7 @@
           <w:p>
             <w:pPr>
               <w:pStyle w:val="Compact"/>
+              <w:spacing w:before="0" w:after="0" w:line="240" w:lineRule="auto"/>
             </w:pPr>
             <w:r>
               <w:rPr>
@@ -6097,6 +6222,7 @@
           <w:p>
             <w:pPr>
               <w:pStyle w:val="Compact"/>
+              <w:spacing w:before="0" w:after="0" w:line="240" w:lineRule="auto"/>
             </w:pPr>
             <w:r>
               <w:rPr>
@@ -6111,6 +6237,7 @@
           <w:p>
             <w:pPr>
               <w:pStyle w:val="Compact"/>
+              <w:spacing w:before="0" w:after="0" w:line="240" w:lineRule="auto"/>
             </w:pPr>
             <w:r>
               <w:rPr>
@@ -6125,6 +6252,7 @@
           <w:p>
             <w:pPr>
               <w:pStyle w:val="Compact"/>
+              <w:spacing w:before="0" w:after="0" w:line="240" w:lineRule="auto"/>
             </w:pPr>
             <w:r>
               <w:t xml:space="preserve">групи: читання й виконання</w:t>
@@ -6136,6 +6264,7 @@
           <w:p>
             <w:pPr>
               <w:pStyle w:val="Compact"/>
+              <w:spacing w:before="0" w:after="0" w:line="240" w:lineRule="auto"/>
             </w:pPr>
             <w:r>
               <w:t xml:space="preserve">Пояснити, що станеться з файлами після</w:t>
@@ -6158,6 +6287,7 @@
           <w:p>
             <w:pPr>
               <w:pStyle w:val="Compact"/>
+              <w:spacing w:before="0" w:after="0" w:line="240" w:lineRule="auto"/>
             </w:pPr>
             <w:r>
               <w:t xml:space="preserve">13</w:t>
@@ -6169,6 +6299,7 @@
           <w:p>
             <w:pPr>
               <w:pStyle w:val="Compact"/>
+              <w:spacing w:before="0" w:after="0" w:line="240" w:lineRule="auto"/>
             </w:pPr>
             <w:r>
               <w:rPr>
@@ -6189,6 +6320,7 @@
           <w:p>
             <w:pPr>
               <w:pStyle w:val="Compact"/>
+              <w:spacing w:before="0" w:after="0" w:line="240" w:lineRule="auto"/>
             </w:pPr>
             <w:r>
               <w:rPr>
@@ -6203,6 +6335,7 @@
           <w:p>
             <w:pPr>
               <w:pStyle w:val="Compact"/>
+              <w:spacing w:before="0" w:after="0" w:line="240" w:lineRule="auto"/>
             </w:pPr>
             <w:r>
               <w:rPr>
@@ -6217,6 +6350,7 @@
           <w:p>
             <w:pPr>
               <w:pStyle w:val="Compact"/>
+              <w:spacing w:before="0" w:after="0" w:line="240" w:lineRule="auto"/>
             </w:pPr>
             <w:r>
               <w:t xml:space="preserve">другого користувача: читання</w:t>
@@ -6228,6 +6362,7 @@
           <w:p>
             <w:pPr>
               <w:pStyle w:val="Compact"/>
+              <w:spacing w:before="0" w:after="0" w:line="240" w:lineRule="auto"/>
             </w:pPr>
             <w:r>
               <w:t xml:space="preserve">Порівняти</w:t>
@@ -6271,6 +6406,7 @@
           <w:p>
             <w:pPr>
               <w:pStyle w:val="Compact"/>
+              <w:spacing w:before="0" w:after="0" w:line="240" w:lineRule="auto"/>
             </w:pPr>
             <w:r>
               <w:t xml:space="preserve">14</w:t>
@@ -6282,6 +6418,7 @@
           <w:p>
             <w:pPr>
               <w:pStyle w:val="Compact"/>
+              <w:spacing w:before="0" w:after="0" w:line="240" w:lineRule="auto"/>
             </w:pPr>
             <w:r>
               <w:rPr>
@@ -6302,6 +6439,7 @@
           <w:p>
             <w:pPr>
               <w:pStyle w:val="Compact"/>
+              <w:spacing w:before="0" w:after="0" w:line="240" w:lineRule="auto"/>
             </w:pPr>
             <w:r>
               <w:rPr>
@@ -6316,6 +6454,7 @@
           <w:p>
             <w:pPr>
               <w:pStyle w:val="Compact"/>
+              <w:spacing w:before="0" w:after="0" w:line="240" w:lineRule="auto"/>
             </w:pPr>
             <w:r>
               <w:rPr>
@@ -6330,6 +6469,7 @@
           <w:p>
             <w:pPr>
               <w:pStyle w:val="Compact"/>
+              <w:spacing w:before="0" w:after="0" w:line="240" w:lineRule="auto"/>
             </w:pPr>
             <w:r>
               <w:t xml:space="preserve">групи: усі права</w:t>
@@ -6341,6 +6481,7 @@
           <w:p>
             <w:pPr>
               <w:pStyle w:val="Compact"/>
+              <w:spacing w:before="0" w:after="0" w:line="240" w:lineRule="auto"/>
             </w:pPr>
             <w:r>
               <w:t xml:space="preserve">Пояснити, для чого потрібен</w:t>
@@ -6378,6 +6519,7 @@
           <w:p>
             <w:pPr>
               <w:pStyle w:val="Compact"/>
+              <w:spacing w:before="0" w:after="0" w:line="240" w:lineRule="auto"/>
             </w:pPr>
             <w:r>
               <w:t xml:space="preserve">15</w:t>
@@ -6389,6 +6531,7 @@
           <w:p>
             <w:pPr>
               <w:pStyle w:val="Compact"/>
+              <w:spacing w:before="0" w:after="0" w:line="240" w:lineRule="auto"/>
             </w:pPr>
             <w:r>
               <w:rPr>
@@ -6409,6 +6552,7 @@
           <w:p>
             <w:pPr>
               <w:pStyle w:val="Compact"/>
+              <w:spacing w:before="0" w:after="0" w:line="240" w:lineRule="auto"/>
             </w:pPr>
             <w:r>
               <w:rPr>
@@ -6423,6 +6567,7 @@
           <w:p>
             <w:pPr>
               <w:pStyle w:val="Compact"/>
+              <w:spacing w:before="0" w:after="0" w:line="240" w:lineRule="auto"/>
             </w:pPr>
             <w:r>
               <w:rPr>
@@ -6437,6 +6582,7 @@
           <w:p>
             <w:pPr>
               <w:pStyle w:val="Compact"/>
+              <w:spacing w:before="0" w:after="0" w:line="240" w:lineRule="auto"/>
             </w:pPr>
             <w:r>
               <w:t xml:space="preserve">другого користувача: читання й запис</w:t>
@@ -6448,6 +6594,7 @@
           <w:p>
             <w:pPr>
               <w:pStyle w:val="Compact"/>
+              <w:spacing w:before="0" w:after="0" w:line="240" w:lineRule="auto"/>
             </w:pPr>
             <w:r>
               <w:t xml:space="preserve">Пояснити, чому</w:t>
@@ -6476,6 +6623,7 @@
           <w:p>
             <w:pPr>
               <w:pStyle w:val="Compact"/>
+              <w:spacing w:before="0" w:after="0" w:line="240" w:lineRule="auto"/>
             </w:pPr>
             <w:r>
               <w:t xml:space="preserve">16</w:t>
@@ -6487,6 +6635,7 @@
           <w:p>
             <w:pPr>
               <w:pStyle w:val="Compact"/>
+              <w:spacing w:before="0" w:after="0" w:line="240" w:lineRule="auto"/>
             </w:pPr>
             <w:r>
               <w:rPr>
@@ -6507,6 +6656,7 @@
           <w:p>
             <w:pPr>
               <w:pStyle w:val="Compact"/>
+              <w:spacing w:before="0" w:after="0" w:line="240" w:lineRule="auto"/>
             </w:pPr>
             <w:r>
               <w:rPr>
@@ -6521,6 +6671,7 @@
           <w:p>
             <w:pPr>
               <w:pStyle w:val="Compact"/>
+              <w:spacing w:before="0" w:after="0" w:line="240" w:lineRule="auto"/>
             </w:pPr>
             <w:r>
               <w:rPr>
@@ -6535,6 +6686,7 @@
           <w:p>
             <w:pPr>
               <w:pStyle w:val="Compact"/>
+              <w:spacing w:before="0" w:after="0" w:line="240" w:lineRule="auto"/>
             </w:pPr>
             <w:r>
               <w:t xml:space="preserve">групи: читання</w:t>
@@ -6546,6 +6698,7 @@
           <w:p>
             <w:pPr>
               <w:pStyle w:val="Compact"/>
+              <w:spacing w:before="0" w:after="0" w:line="240" w:lineRule="auto"/>
             </w:pPr>
             <w:r>
               <w:t xml:space="preserve">Показати обліковий запис зі спеціальною оболонкою nologin</w:t>
@@ -6559,6 +6712,7 @@
           <w:p>
             <w:pPr>
               <w:pStyle w:val="Compact"/>
+              <w:spacing w:before="0" w:after="0" w:line="240" w:lineRule="auto"/>
             </w:pPr>
             <w:r>
               <w:t xml:space="preserve">17</w:t>
@@ -6570,6 +6724,7 @@
           <w:p>
             <w:pPr>
               <w:pStyle w:val="Compact"/>
+              <w:spacing w:before="0" w:after="0" w:line="240" w:lineRule="auto"/>
             </w:pPr>
             <w:r>
               <w:rPr>
@@ -6590,6 +6745,7 @@
           <w:p>
             <w:pPr>
               <w:pStyle w:val="Compact"/>
+              <w:spacing w:before="0" w:after="0" w:line="240" w:lineRule="auto"/>
             </w:pPr>
             <w:r>
               <w:rPr>
@@ -6604,6 +6760,7 @@
           <w:p>
             <w:pPr>
               <w:pStyle w:val="Compact"/>
+              <w:spacing w:before="0" w:after="0" w:line="240" w:lineRule="auto"/>
             </w:pPr>
             <w:r>
               <w:rPr>
@@ -6618,6 +6775,7 @@
           <w:p>
             <w:pPr>
               <w:pStyle w:val="Compact"/>
+              <w:spacing w:before="0" w:after="0" w:line="240" w:lineRule="auto"/>
             </w:pPr>
             <w:r>
               <w:t xml:space="preserve">другого користувача: читання</w:t>
@@ -6629,6 +6787,7 @@
           <w:p>
             <w:pPr>
               <w:pStyle w:val="Compact"/>
+              <w:spacing w:before="0" w:after="0" w:line="240" w:lineRule="auto"/>
             </w:pPr>
             <w:r>
               <w:t xml:space="preserve">Запропонувати права для каталогу резервних копій</w:t>
@@ -6642,6 +6801,7 @@
           <w:p>
             <w:pPr>
               <w:pStyle w:val="Compact"/>
+              <w:spacing w:before="0" w:after="0" w:line="240" w:lineRule="auto"/>
             </w:pPr>
             <w:r>
               <w:t xml:space="preserve">18</w:t>
@@ -6653,6 +6813,7 @@
           <w:p>
             <w:pPr>
               <w:pStyle w:val="Compact"/>
+              <w:spacing w:before="0" w:after="0" w:line="240" w:lineRule="auto"/>
             </w:pPr>
             <w:r>
               <w:rPr>
@@ -6673,6 +6834,7 @@
           <w:p>
             <w:pPr>
               <w:pStyle w:val="Compact"/>
+              <w:spacing w:before="0" w:after="0" w:line="240" w:lineRule="auto"/>
             </w:pPr>
             <w:r>
               <w:rPr>
@@ -6687,6 +6849,7 @@
           <w:p>
             <w:pPr>
               <w:pStyle w:val="Compact"/>
+              <w:spacing w:before="0" w:after="0" w:line="240" w:lineRule="auto"/>
             </w:pPr>
             <w:r>
               <w:rPr>
@@ -6701,6 +6864,7 @@
           <w:p>
             <w:pPr>
               <w:pStyle w:val="Compact"/>
+              <w:spacing w:before="0" w:after="0" w:line="240" w:lineRule="auto"/>
             </w:pPr>
             <w:r>
               <w:t xml:space="preserve">групи: читання й запис</w:t>
@@ -6712,6 +6876,7 @@
           <w:p>
             <w:pPr>
               <w:pStyle w:val="Compact"/>
+              <w:spacing w:before="0" w:after="0" w:line="240" w:lineRule="auto"/>
             </w:pPr>
             <w:r>
               <w:t xml:space="preserve">Пояснити зв’язок між UID і власником файлу після видалення користувача</w:t>
@@ -6725,6 +6890,7 @@
           <w:p>
             <w:pPr>
               <w:pStyle w:val="Compact"/>
+              <w:spacing w:before="0" w:after="0" w:line="240" w:lineRule="auto"/>
             </w:pPr>
             <w:r>
               <w:t xml:space="preserve">19</w:t>
@@ -6736,6 +6902,7 @@
           <w:p>
             <w:pPr>
               <w:pStyle w:val="Compact"/>
+              <w:spacing w:before="0" w:after="0" w:line="240" w:lineRule="auto"/>
             </w:pPr>
             <w:r>
               <w:rPr>
@@ -6756,6 +6923,7 @@
           <w:p>
             <w:pPr>
               <w:pStyle w:val="Compact"/>
+              <w:spacing w:before="0" w:after="0" w:line="240" w:lineRule="auto"/>
             </w:pPr>
             <w:r>
               <w:rPr>
@@ -6770,6 +6938,7 @@
           <w:p>
             <w:pPr>
               <w:pStyle w:val="Compact"/>
+              <w:spacing w:before="0" w:after="0" w:line="240" w:lineRule="auto"/>
             </w:pPr>
             <w:r>
               <w:rPr>
@@ -6784,6 +6953,7 @@
           <w:p>
             <w:pPr>
               <w:pStyle w:val="Compact"/>
+              <w:spacing w:before="0" w:after="0" w:line="240" w:lineRule="auto"/>
             </w:pPr>
             <w:r>
               <w:t xml:space="preserve">другого користувача: читання</w:t>
@@ -6795,6 +6965,7 @@
           <w:p>
             <w:pPr>
               <w:pStyle w:val="Compact"/>
+              <w:spacing w:before="0" w:after="0" w:line="240" w:lineRule="auto"/>
             </w:pPr>
             <w:r>
               <w:t xml:space="preserve">Налаштувати ACL за замовчуванням для нових файлів каталогу</w:t>
@@ -6808,6 +6979,7 @@
           <w:p>
             <w:pPr>
               <w:pStyle w:val="Compact"/>
+              <w:spacing w:before="0" w:after="0" w:line="240" w:lineRule="auto"/>
             </w:pPr>
             <w:r>
               <w:t xml:space="preserve">20</w:t>
@@ -6819,6 +6991,7 @@
           <w:p>
             <w:pPr>
               <w:pStyle w:val="Compact"/>
+              <w:spacing w:before="0" w:after="0" w:line="240" w:lineRule="auto"/>
             </w:pPr>
             <w:r>
               <w:rPr>
@@ -6839,6 +7012,7 @@
           <w:p>
             <w:pPr>
               <w:pStyle w:val="Compact"/>
+              <w:spacing w:before="0" w:after="0" w:line="240" w:lineRule="auto"/>
             </w:pPr>
             <w:r>
               <w:rPr>
@@ -6853,6 +7027,7 @@
           <w:p>
             <w:pPr>
               <w:pStyle w:val="Compact"/>
+              <w:spacing w:before="0" w:after="0" w:line="240" w:lineRule="auto"/>
             </w:pPr>
             <w:r>
               <w:rPr>
@@ -6867,6 +7042,7 @@
           <w:p>
             <w:pPr>
               <w:pStyle w:val="Compact"/>
+              <w:spacing w:before="0" w:after="0" w:line="240" w:lineRule="auto"/>
             </w:pPr>
             <w:r>
               <w:t xml:space="preserve">групи: читання</w:t>
@@ -6878,6 +7054,7 @@
           <w:p>
             <w:pPr>
               <w:pStyle w:val="Compact"/>
+              <w:spacing w:before="0" w:after="0" w:line="240" w:lineRule="auto"/>
             </w:pPr>
             <w:r>
               <w:t xml:space="preserve">Пояснити, чому право</w:t>
@@ -7418,7 +7595,7 @@
     <w:multiLevelType w:val="multilevel"/>
     <w:lvl w:ilvl="0">
       <w:numFmt w:val="bullet"/>
-      <w:lvlText w:val="–"/>
+      <w:lvlText w:val=" "/>
       <w:lvlJc w:val="left"/>
       <w:pPr>
         <w:ind w:left="1134" w:hanging="425"/>
@@ -7426,7 +7603,7 @@
     </w:lvl>
     <w:lvl w:ilvl="1">
       <w:numFmt w:val="bullet"/>
-      <w:lvlText w:val="–"/>
+      <w:lvlText w:val=" "/>
       <w:lvlJc w:val="left"/>
       <w:pPr>
         <w:ind w:left="1701" w:hanging="425"/>
@@ -7434,7 +7611,7 @@
     </w:lvl>
     <w:lvl w:ilvl="2">
       <w:numFmt w:val="bullet"/>
-      <w:lvlText w:val="–"/>
+      <w:lvlText w:val=" "/>
       <w:lvlJc w:val="left"/>
       <w:pPr>
         <w:ind w:left="2268" w:hanging="425"/>
@@ -7442,7 +7619,7 @@
     </w:lvl>
     <w:lvl w:ilvl="3">
       <w:numFmt w:val="bullet"/>
-      <w:lvlText w:val="–"/>
+      <w:lvlText w:val=" "/>
       <w:lvlJc w:val="left"/>
       <w:pPr>
         <w:ind w:left="2835" w:hanging="425"/>
@@ -7450,7 +7627,7 @@
     </w:lvl>
     <w:lvl w:ilvl="4">
       <w:numFmt w:val="bullet"/>
-      <w:lvlText w:val="–"/>
+      <w:lvlText w:val=" "/>
       <w:lvlJc w:val="left"/>
       <w:pPr>
         <w:ind w:left="3402" w:hanging="425"/>
@@ -7458,7 +7635,7 @@
     </w:lvl>
     <w:lvl w:ilvl="5">
       <w:numFmt w:val="bullet"/>
-      <w:lvlText w:val="–"/>
+      <w:lvlText w:val=" "/>
       <w:lvlJc w:val="left"/>
       <w:pPr>
         <w:ind w:left="3969" w:hanging="425"/>
@@ -7466,7 +7643,7 @@
     </w:lvl>
     <w:lvl w:ilvl="6">
       <w:numFmt w:val="bullet"/>
-      <w:lvlText w:val="–"/>
+      <w:lvlText w:val=" "/>
       <w:lvlJc w:val="left"/>
       <w:pPr>
         <w:ind w:left="4536" w:hanging="425"/>
@@ -7474,7 +7651,7 @@
     </w:lvl>
     <w:lvl w:ilvl="7">
       <w:numFmt w:val="bullet"/>
-      <w:lvlText w:val="–"/>
+      <w:lvlText w:val=" "/>
       <w:lvlJc w:val="left"/>
       <w:pPr>
         <w:ind w:left="5103" w:hanging="425"/>
@@ -7482,7 +7659,7 @@
     </w:lvl>
     <w:lvl w:ilvl="8">
       <w:numFmt w:val="bullet"/>
-      <w:lvlText w:val="–"/>
+      <w:lvlText w:val=" "/>
       <w:lvlJc w:val="left"/>
       <w:pPr>
         <w:ind w:left="5670" w:hanging="425"/>
@@ -8515,6 +8692,31 @@
       </w:tblCellMar>
     </w:tblPr>
   </w:style>
+  <w:style w:customStyle="1" w:styleId="Conclusion" w:type="paragraph">
+    <w:name w:val="Conclusion"/>
+    <w:basedOn w:val="BodyText"/>
+    <w:next w:val="BodyText"/>
+    <w:qFormat/>
+    <w:pPr>
+      <w:keepNext/>
+      <w:spacing w:after="0" w:before="240" w:line="312" w:lineRule="auto"/>
+    </w:pPr>
+  </w:style>
+  <w:style w:styleId="Header" w:type="paragraph">
+    <w:name w:val="header"/>
+    <w:basedOn w:val="Normal"/>
+    <w:qFormat/>
+    <w:pPr>
+      <w:spacing w:after="0" w:before="0" w:line="240" w:lineRule="auto"/>
+      <w:ind w:firstLine="0"/>
+      <w:jc w:val="right"/>
+    </w:pPr>
+    <w:rPr>
+      <w:rFonts w:ascii="Times New Roman" w:cs="Times New Roman" w:eastAsia="Times New Roman" w:hAnsi="Times New Roman"/>
+      <w:sz w:val="28"/>
+      <w:szCs w:val="28"/>
+    </w:rPr>
+  </w:style>
   <w:style w:type="paragraph" w:customStyle="1" w:styleId="TableCaption">
     <w:name w:val="TableCaption"/>
     <w:basedOn w:val="BodyText"/>
